--- a/klagomål/A 35519-2026 FSC-klagomål.docx
+++ b/klagomål/A 35519-2026 FSC-klagomål.docx
@@ -692,7 +692,7 @@
     <w:r>
       <w:tab/>
       <w:tab/>
-      <w:t>2026-09-14</w:t>
+      <w:t>2026-09-15</w:t>
       <w:br/>
       <w:br/>
     </w:r>

--- a/klagomål/A 35519-2026 FSC-klagomål.docx
+++ b/klagomål/A 35519-2026 FSC-klagomål.docx
@@ -692,7 +692,7 @@
     <w:r>
       <w:tab/>
       <w:tab/>
-      <w:t>2026-09-15</w:t>
+      <w:t>2026-09-16</w:t>
       <w:br/>
       <w:br/>
     </w:r>

--- a/klagomål/A 35519-2026 FSC-klagomål.docx
+++ b/klagomål/A 35519-2026 FSC-klagomål.docx
@@ -692,7 +692,7 @@
     <w:r>
       <w:tab/>
       <w:tab/>
-      <w:t>2026-09-16</w:t>
+      <w:t>2026-09-17</w:t>
       <w:br/>
       <w:br/>
     </w:r>

--- a/klagomål/A 35519-2026 FSC-klagomål.docx
+++ b/klagomål/A 35519-2026 FSC-klagomål.docx
@@ -692,7 +692,7 @@
     <w:r>
       <w:tab/>
       <w:tab/>
-      <w:t>2026-09-17</w:t>
+      <w:t>2026-09-18</w:t>
       <w:br/>
       <w:br/>
     </w:r>

--- a/klagomål/A 35519-2026 FSC-klagomål.docx
+++ b/klagomål/A 35519-2026 FSC-klagomål.docx
@@ -692,7 +692,7 @@
     <w:r>
       <w:tab/>
       <w:tab/>
-      <w:t>2026-09-18</w:t>
+      <w:t>2026-09-19</w:t>
       <w:br/>
       <w:br/>
     </w:r>

--- a/klagomål/A 35519-2026 FSC-klagomål.docx
+++ b/klagomål/A 35519-2026 FSC-klagomål.docx
@@ -692,7 +692,7 @@
     <w:r>
       <w:tab/>
       <w:tab/>
-      <w:t>2026-09-19</w:t>
+      <w:t>2026-09-21</w:t>
       <w:br/>
       <w:br/>
     </w:r>

--- a/klagomål/A 35519-2026 FSC-klagomål.docx
+++ b/klagomål/A 35519-2026 FSC-klagomål.docx
@@ -692,7 +692,7 @@
     <w:r>
       <w:tab/>
       <w:tab/>
-      <w:t>2026-09-21</w:t>
+      <w:t>2026-09-23</w:t>
       <w:br/>
       <w:br/>
     </w:r>

--- a/klagomål/A 35519-2026 FSC-klagomål.docx
+++ b/klagomål/A 35519-2026 FSC-klagomål.docx
@@ -692,7 +692,7 @@
     <w:r>
       <w:tab/>
       <w:tab/>
-      <w:t>2026-09-23</w:t>
+      <w:t>2026-09-24</w:t>
       <w:br/>
       <w:br/>
     </w:r>

--- a/klagomål/A 35519-2026 FSC-klagomål.docx
+++ b/klagomål/A 35519-2026 FSC-klagomål.docx
@@ -692,7 +692,7 @@
     <w:r>
       <w:tab/>
       <w:tab/>
-      <w:t>2026-09-24</w:t>
+      <w:t>2026-09-25</w:t>
       <w:br/>
       <w:br/>
     </w:r>

--- a/klagomål/A 35519-2026 FSC-klagomål.docx
+++ b/klagomål/A 35519-2026 FSC-klagomål.docx
@@ -692,7 +692,7 @@
     <w:r>
       <w:tab/>
       <w:tab/>
-      <w:t>2026-09-25</w:t>
+      <w:t>2026-09-26</w:t>
       <w:br/>
       <w:br/>
     </w:r>

--- a/klagomål/A 35519-2026 FSC-klagomål.docx
+++ b/klagomål/A 35519-2026 FSC-klagomål.docx
@@ -692,7 +692,7 @@
     <w:r>
       <w:tab/>
       <w:tab/>
-      <w:t>2026-09-26</w:t>
+      <w:t>2026-09-27</w:t>
       <w:br/>
       <w:br/>
     </w:r>

--- a/klagomål/A 35519-2026 FSC-klagomål.docx
+++ b/klagomål/A 35519-2026 FSC-klagomål.docx
@@ -692,7 +692,7 @@
     <w:r>
       <w:tab/>
       <w:tab/>
-      <w:t>2026-09-27</w:t>
+      <w:t>2026-09-28</w:t>
       <w:br/>
       <w:br/>
     </w:r>

--- a/klagomål/A 35519-2026 FSC-klagomål.docx
+++ b/klagomål/A 35519-2026 FSC-klagomål.docx
@@ -692,7 +692,7 @@
     <w:r>
       <w:tab/>
       <w:tab/>
-      <w:t>2026-09-28</w:t>
+      <w:t>2026-09-29</w:t>
       <w:br/>
       <w:br/>
     </w:r>

--- a/klagomål/A 35519-2026 FSC-klagomål.docx
+++ b/klagomål/A 35519-2026 FSC-klagomål.docx
@@ -692,7 +692,7 @@
     <w:r>
       <w:tab/>
       <w:tab/>
-      <w:t>2026-09-29</w:t>
+      <w:t>2026-09-30</w:t>
       <w:br/>
       <w:br/>
     </w:r>

--- a/klagomål/A 35519-2026 FSC-klagomål.docx
+++ b/klagomål/A 35519-2026 FSC-klagomål.docx
@@ -692,7 +692,7 @@
     <w:r>
       <w:tab/>
       <w:tab/>
-      <w:t>2026-09-30</w:t>
+      <w:t>2026-10-01</w:t>
       <w:br/>
       <w:br/>
     </w:r>

--- a/klagomål/A 35519-2026 FSC-klagomål.docx
+++ b/klagomål/A 35519-2026 FSC-klagomål.docx
@@ -692,7 +692,7 @@
     <w:r>
       <w:tab/>
       <w:tab/>
-      <w:t>2026-10-01</w:t>
+      <w:t>2026-10-02</w:t>
       <w:br/>
       <w:br/>
     </w:r>

--- a/klagomål/A 35519-2026 FSC-klagomål.docx
+++ b/klagomål/A 35519-2026 FSC-klagomål.docx
@@ -692,7 +692,7 @@
     <w:r>
       <w:tab/>
       <w:tab/>
-      <w:t>2026-10-02</w:t>
+      <w:t>2026-10-03</w:t>
       <w:br/>
       <w:br/>
     </w:r>

--- a/klagomål/A 35519-2026 FSC-klagomål.docx
+++ b/klagomål/A 35519-2026 FSC-klagomål.docx
@@ -692,7 +692,7 @@
     <w:r>
       <w:tab/>
       <w:tab/>
-      <w:t>2026-10-03</w:t>
+      <w:t>2026-10-04</w:t>
       <w:br/>
       <w:br/>
     </w:r>

--- a/klagomål/A 35519-2026 FSC-klagomål.docx
+++ b/klagomål/A 35519-2026 FSC-klagomål.docx
@@ -692,7 +692,7 @@
     <w:r>
       <w:tab/>
       <w:tab/>
-      <w:t>2026-10-04</w:t>
+      <w:t>2026-10-05</w:t>
       <w:br/>
       <w:br/>
     </w:r>

--- a/klagomål/A 35519-2026 FSC-klagomål.docx
+++ b/klagomål/A 35519-2026 FSC-klagomål.docx
@@ -692,7 +692,7 @@
     <w:r>
       <w:tab/>
       <w:tab/>
-      <w:t>2026-10-05</w:t>
+      <w:t>2026-10-06</w:t>
       <w:br/>
       <w:br/>
     </w:r>

--- a/klagomål/A 35519-2026 FSC-klagomål.docx
+++ b/klagomål/A 35519-2026 FSC-klagomål.docx
@@ -692,7 +692,7 @@
     <w:r>
       <w:tab/>
       <w:tab/>
-      <w:t>2026-10-06</w:t>
+      <w:t>2026-10-07</w:t>
       <w:br/>
       <w:br/>
     </w:r>

--- a/klagomål/A 35519-2026 FSC-klagomål.docx
+++ b/klagomål/A 35519-2026 FSC-klagomål.docx
@@ -692,7 +692,7 @@
     <w:r>
       <w:tab/>
       <w:tab/>
-      <w:t>2026-10-07</w:t>
+      <w:t>2026-10-08</w:t>
       <w:br/>
       <w:br/>
     </w:r>

--- a/klagomål/A 35519-2026 FSC-klagomål.docx
+++ b/klagomål/A 35519-2026 FSC-klagomål.docx
@@ -692,7 +692,7 @@
     <w:r>
       <w:tab/>
       <w:tab/>
-      <w:t>2026-10-08</w:t>
+      <w:t>2026-10-09</w:t>
       <w:br/>
       <w:br/>
     </w:r>

--- a/klagomål/A 35519-2026 FSC-klagomål.docx
+++ b/klagomål/A 35519-2026 FSC-klagomål.docx
@@ -692,7 +692,7 @@
     <w:r>
       <w:tab/>
       <w:tab/>
-      <w:t>2026-10-09</w:t>
+      <w:t>2026-10-10</w:t>
       <w:br/>
       <w:br/>
     </w:r>

--- a/klagomål/A 35519-2026 FSC-klagomål.docx
+++ b/klagomål/A 35519-2026 FSC-klagomål.docx
@@ -692,7 +692,7 @@
     <w:r>
       <w:tab/>
       <w:tab/>
-      <w:t>2026-10-10</w:t>
+      <w:t>2026-10-11</w:t>
       <w:br/>
       <w:br/>
     </w:r>

--- a/klagomål/A 35519-2026 FSC-klagomål.docx
+++ b/klagomål/A 35519-2026 FSC-klagomål.docx
@@ -692,7 +692,7 @@
     <w:r>
       <w:tab/>
       <w:tab/>
-      <w:t>2026-10-11</w:t>
+      <w:t>2026-10-12</w:t>
       <w:br/>
       <w:br/>
     </w:r>

--- a/klagomål/A 35519-2026 FSC-klagomål.docx
+++ b/klagomål/A 35519-2026 FSC-klagomål.docx
@@ -692,7 +692,7 @@
     <w:r>
       <w:tab/>
       <w:tab/>
-      <w:t>2026-10-12</w:t>
+      <w:t>2026-10-13</w:t>
       <w:br/>
       <w:br/>
     </w:r>

--- a/klagomål/A 35519-2026 FSC-klagomål.docx
+++ b/klagomål/A 35519-2026 FSC-klagomål.docx
@@ -692,7 +692,7 @@
     <w:r>
       <w:tab/>
       <w:tab/>
-      <w:t>2026-10-13</w:t>
+      <w:t>2026-10-14</w:t>
       <w:br/>
       <w:br/>
     </w:r>

--- a/klagomål/A 35519-2026 FSC-klagomål.docx
+++ b/klagomål/A 35519-2026 FSC-klagomål.docx
@@ -692,7 +692,7 @@
     <w:r>
       <w:tab/>
       <w:tab/>
-      <w:t>2026-10-14</w:t>
+      <w:t>2026-10-15</w:t>
       <w:br/>
       <w:br/>
     </w:r>

--- a/klagomål/A 35519-2026 FSC-klagomål.docx
+++ b/klagomål/A 35519-2026 FSC-klagomål.docx
@@ -692,7 +692,7 @@
     <w:r>
       <w:tab/>
       <w:tab/>
-      <w:t>2026-10-15</w:t>
+      <w:t>2026-10-16</w:t>
       <w:br/>
       <w:br/>
     </w:r>

--- a/klagomål/A 35519-2026 FSC-klagomål.docx
+++ b/klagomål/A 35519-2026 FSC-klagomål.docx
@@ -692,7 +692,7 @@
     <w:r>
       <w:tab/>
       <w:tab/>
-      <w:t>2026-10-16</w:t>
+      <w:t>2026-10-17</w:t>
       <w:br/>
       <w:br/>
     </w:r>

--- a/klagomål/A 35519-2026 FSC-klagomål.docx
+++ b/klagomål/A 35519-2026 FSC-klagomål.docx
@@ -692,7 +692,7 @@
     <w:r>
       <w:tab/>
       <w:tab/>
-      <w:t>2026-10-17</w:t>
+      <w:t>2026-10-18</w:t>
       <w:br/>
       <w:br/>
     </w:r>

--- a/klagomål/A 35519-2026 FSC-klagomål.docx
+++ b/klagomål/A 35519-2026 FSC-klagomål.docx
@@ -692,7 +692,7 @@
     <w:r>
       <w:tab/>
       <w:tab/>
-      <w:t>2026-10-18</w:t>
+      <w:t>2026-10-19</w:t>
       <w:br/>
       <w:br/>
     </w:r>

--- a/klagomål/A 35519-2026 FSC-klagomål.docx
+++ b/klagomål/A 35519-2026 FSC-klagomål.docx
@@ -692,7 +692,7 @@
     <w:r>
       <w:tab/>
       <w:tab/>
-      <w:t>2026-10-19</w:t>
+      <w:t>2026-10-20</w:t>
       <w:br/>
       <w:br/>
     </w:r>

--- a/klagomål/A 35519-2026 FSC-klagomål.docx
+++ b/klagomål/A 35519-2026 FSC-klagomål.docx
@@ -692,7 +692,7 @@
     <w:r>
       <w:tab/>
       <w:tab/>
-      <w:t>2026-10-20</w:t>
+      <w:t>2026-10-21</w:t>
       <w:br/>
       <w:br/>
     </w:r>

--- a/klagomål/A 35519-2026 FSC-klagomål.docx
+++ b/klagomål/A 35519-2026 FSC-klagomål.docx
@@ -692,7 +692,7 @@
     <w:r>
       <w:tab/>
       <w:tab/>
-      <w:t>2026-10-21</w:t>
+      <w:t>2026-10-22</w:t>
       <w:br/>
       <w:br/>
     </w:r>

--- a/klagomål/A 35519-2026 FSC-klagomål.docx
+++ b/klagomål/A 35519-2026 FSC-klagomål.docx
@@ -692,7 +692,7 @@
     <w:r>
       <w:tab/>
       <w:tab/>
-      <w:t>2026-10-22</w:t>
+      <w:t>2026-10-23</w:t>
       <w:br/>
       <w:br/>
     </w:r>

--- a/klagomål/A 35519-2026 FSC-klagomål.docx
+++ b/klagomål/A 35519-2026 FSC-klagomål.docx
@@ -692,7 +692,7 @@
     <w:r>
       <w:tab/>
       <w:tab/>
-      <w:t>2026-10-23</w:t>
+      <w:t>2026-10-24</w:t>
       <w:br/>
       <w:br/>
     </w:r>

--- a/klagomål/A 35519-2026 FSC-klagomål.docx
+++ b/klagomål/A 35519-2026 FSC-klagomål.docx
@@ -692,7 +692,7 @@
     <w:r>
       <w:tab/>
       <w:tab/>
-      <w:t>2026-10-24</w:t>
+      <w:t>2026-10-25</w:t>
       <w:br/>
       <w:br/>
     </w:r>

--- a/klagomål/A 35519-2026 FSC-klagomål.docx
+++ b/klagomål/A 35519-2026 FSC-klagomål.docx
@@ -692,7 +692,7 @@
     <w:r>
       <w:tab/>
       <w:tab/>
-      <w:t>2026-10-25</w:t>
+      <w:t>2026-10-26</w:t>
       <w:br/>
       <w:br/>
     </w:r>

--- a/klagomål/A 35519-2026 FSC-klagomål.docx
+++ b/klagomål/A 35519-2026 FSC-klagomål.docx
@@ -692,7 +692,7 @@
     <w:r>
       <w:tab/>
       <w:tab/>
-      <w:t>2026-10-26</w:t>
+      <w:t>2026-10-27</w:t>
       <w:br/>
       <w:br/>
     </w:r>

--- a/klagomål/A 35519-2026 FSC-klagomål.docx
+++ b/klagomål/A 35519-2026 FSC-klagomål.docx
@@ -692,7 +692,7 @@
     <w:r>
       <w:tab/>
       <w:tab/>
-      <w:t>2026-10-27</w:t>
+      <w:t>2026-10-28</w:t>
       <w:br/>
       <w:br/>
     </w:r>

--- a/klagomål/A 35519-2026 FSC-klagomål.docx
+++ b/klagomål/A 35519-2026 FSC-klagomål.docx
@@ -178,7 +178,7 @@
       <w:r>
         <w:drawing>
           <wp:inline xmlns:a="http://schemas.openxmlformats.org/drawingml/2006/main" xmlns:pic="http://schemas.openxmlformats.org/drawingml/2006/picture">
-            <wp:extent cx="4903757" cy="5724000"/>
+            <wp:extent cx="5226346" cy="5724000"/>
             <wp:docPr id="1" name="Picture 1"/>
             <wp:cNvGraphicFramePr>
               <a:graphicFrameLocks noChangeAspect="1"/>
@@ -199,7 +199,7 @@
                   <pic:spPr>
                     <a:xfrm>
                       <a:off x="0" y="0"/>
-                      <a:ext cx="4903757" cy="5724000"/>
+                      <a:ext cx="5226346" cy="5724000"/>
                     </a:xfrm>
                     <a:prstGeom prst="rect"/>
                   </pic:spPr>
@@ -221,7 +221,7 @@
     </w:p>
     <w:p>
       <w:r>
-        <w:t>I och inom 8 meter från avverkningsanmälan finns fynd av 3 naturvårdsarter, varav 1 är rödlistad, 1 är fridlyst, 2 är typiska (T) och 1 är signalart (S): kolflarnlav (NT, T), tibast (S, T) och fläcknycklar (§8). Se Figur 1.</w:t>
+        <w:t>I och inom 8 meter från avverkningsanmälan finns fynd av 8 naturvårdsarter, varav 1 är rödlistad, 1 är fridlyst, 5 är typiska (T) och 3 är signalarter (S): kolflarnlav (NT, T), rödgul trumpetsvamp (S), svavelriska (S), tibast (S, T), bergsslok (T), kattfot (T), kransmossa (T) och fläcknycklar (§8). Se Figur 1.</w:t>
       </w:r>
     </w:p>
     <w:p>
@@ -272,6 +272,17 @@
         <w:rPr>
           <w:b/>
         </w:rPr>
+        <w:t xml:space="preserve">Rödgul trumpetsvamp </w:t>
+      </w:r>
+      <w:r>
+        <w:t>signalerar kalkrika barrsumpskogar eller avgränsade små mineralrika ytor i barrskogslandskapet, vilka normalt har höga naturvärden. I urbergsbygder är den en bra signalart på känsliga skogsbiotoper (Nitare &amp; Skogsstyrelsen, 2019).</w:t>
+      </w:r>
+    </w:p>
+    <w:p>
+      <w:r>
+        <w:rPr>
+          <w:b/>
+        </w:rPr>
         <w:t>Tibast</w:t>
       </w:r>
       <w:r>
@@ -285,6 +296,84 @@
       </w:r>
       <w:r>
         <w:t xml:space="preserve"> och värdväxt för de två fjärilsarterna större tibastmal och brun tibastmal (CR) (SLU Artdatabanken, 2024; Nitare &amp; Skogsstyrelsen, 2019).</w:t>
+      </w:r>
+    </w:p>
+    <w:p>
+      <w:r>
+        <w:rPr>
+          <w:b/>
+        </w:rPr>
+        <w:t xml:space="preserve">Bergsslok </w:t>
+      </w:r>
+      <w:r>
+        <w:t xml:space="preserve">är typisk art för </w:t>
+      </w:r>
+      <w:r>
+        <w:rPr>
+          <w:i/>
+        </w:rPr>
+        <w:t>9190 Näringsfattig ekskog</w:t>
+      </w:r>
+      <w:r>
+        <w:t xml:space="preserve"> (SLU Artdatabanken, 2025).</w:t>
+      </w:r>
+    </w:p>
+    <w:p>
+      <w:r>
+        <w:rPr>
+          <w:b/>
+        </w:rPr>
+        <w:t xml:space="preserve">Kattfot </w:t>
+      </w:r>
+      <w:r>
+        <w:t xml:space="preserve">är typisk art för </w:t>
+      </w:r>
+      <w:r>
+        <w:rPr>
+          <w:i/>
+        </w:rPr>
+        <w:t>9060 Åsbarrskog, 9070 Trädklädd betesmark, 6530 Lövängar, 6170 Alpina kalkgräsmarker, 6230 Stagg-gräsmarker, 6520 Höglänta slåtterängar, 1610 Åsöar i Östersjön, 4030 Torra hedar, 5130 Enbuskmarker, 6270 Silikatgräsmarker, 6510 Slåtterängar i låglandet</w:t>
+      </w:r>
+      <w:r>
+        <w:t xml:space="preserve"> och </w:t>
+      </w:r>
+      <w:r>
+        <w:rPr>
+          <w:i/>
+        </w:rPr>
+        <w:t>8230 Hällmarkstorräng</w:t>
+      </w:r>
+      <w:r>
+        <w:t>. Kattfot är värdväxt för bland annat de rödlistade fjärilarna kattfotsfjädermott (VU), kattfotssmåstävmal (VU), kattfotssäckmal (VU) och leverplattmal (VU) (SLU Artdatabanken, 2026).</w:t>
+      </w:r>
+    </w:p>
+    <w:p>
+      <w:r>
+        <w:rPr>
+          <w:b/>
+        </w:rPr>
+        <w:t>Kransmossa</w:t>
+      </w:r>
+      <w:r>
+        <w:t xml:space="preserve"> är typisk art för </w:t>
+      </w:r>
+      <w:r>
+        <w:rPr>
+          <w:i/>
+        </w:rPr>
+        <w:t xml:space="preserve">9050 Näringsrik granskog </w:t>
+      </w:r>
+      <w:r>
+        <w:t xml:space="preserve">och </w:t>
+      </w:r>
+      <w:r>
+        <w:rPr>
+          <w:i/>
+        </w:rPr>
+        <w:t xml:space="preserve">6170 Alpina kalkgräsmarker </w:t>
+      </w:r>
+      <w:r>
+        <w:t>(SLU Artdatabanken, 2025).</w:t>
       </w:r>
     </w:p>
     <w:p>
@@ -377,7 +466,7 @@
         <w:rPr>
           <w:i/>
         </w:rPr>
-        <w:t>I det avverkningsanmälda skogsområdet har 3 naturvårdsarter varav 1 rödlistade arter sina livsmiljöer och växtplatser.</w:t>
+        <w:t>I det avverkningsanmälda skogsområdet har 8 naturvårdsarter varav 1 rödlistade arter sina livsmiljöer och växtplatser.</w:t>
       </w:r>
     </w:p>
     <w:p>
@@ -692,7 +781,7 @@
     <w:r>
       <w:tab/>
       <w:tab/>
-      <w:t>2026-10-28</w:t>
+      <w:t>2026-10-29</w:t>
       <w:br/>
       <w:br/>
     </w:r>

--- a/klagomål/A 35519-2026 FSC-klagomål.docx
+++ b/klagomål/A 35519-2026 FSC-klagomål.docx
@@ -781,7 +781,7 @@
     <w:r>
       <w:tab/>
       <w:tab/>
-      <w:t>2026-10-29</w:t>
+      <w:t>2026-10-31</w:t>
       <w:br/>
       <w:br/>
     </w:r>
